--- a/deliverables/[ET] 성감별 수정란 생산·이송 및 현지 이식 사업 수행계획.docx
+++ b/deliverables/[ET] 성감별 수정란 생산·이송 및 현지 이식 사업 수행계획.docx
@@ -978,51 +978,51 @@
           <w:sz w:val="20"/>
           <w:szCs w:val="20"/>
         </w:rPr>
-        <w:t xml:space="preserve">국제 실적</w:t>
-      </w:r>
-      <w:r>
-        <w:rPr>
-          <w:rFonts w:ascii="Malgun Gothic" w:cs="Malgun Gothic" w:eastAsia="Malgun Gothic" w:hAnsi="Malgun Gothic"/>
-          <w:sz w:val="20"/>
-          <w:szCs w:val="20"/>
-        </w:rPr>
-        <w:t xml:space="preserve"> — 국내에서 개량한 한국형 홀스타인의 우수 유전형질을 성감별(암) 수정란으로 생산하여 </w:t>
-      </w:r>
-      <w:r>
-        <w:rPr>
-          <w:rFonts w:ascii="Malgun Gothic" w:cs="Malgun Gothic" w:eastAsia="Malgun Gothic" w:hAnsi="Malgun Gothic"/>
-          <w:b/>
-          <w:bCs/>
-          <w:sz w:val="20"/>
-          <w:szCs w:val="20"/>
-        </w:rPr>
-        <w:t xml:space="preserve">중앙아시아·동남아시아 및 중동(두바이 허브) 수출 기반을 구축</w:t>
-      </w:r>
-      <w:r>
-        <w:rPr>
-          <w:rFonts w:ascii="Malgun Gothic" w:cs="Malgun Gothic" w:eastAsia="Malgun Gothic" w:hAnsi="Malgun Gothic"/>
-          <w:sz w:val="20"/>
-          <w:szCs w:val="20"/>
-        </w:rPr>
-        <w:t xml:space="preserve">하였으며, 수출검역·건강증명 등 국제 통관 요건을 충족하는 수출용 수정란 생산체계를 갖추고 있습니다. </w:t>
-      </w:r>
-      <w:r>
-        <w:rPr>
-          <w:rFonts w:ascii="Malgun Gothic" w:cs="Malgun Gothic" w:eastAsia="Malgun Gothic" w:hAnsi="Malgun Gothic"/>
-          <w:b/>
-          <w:bCs/>
-          <w:sz w:val="20"/>
-          <w:szCs w:val="20"/>
-        </w:rPr>
-        <w:t xml:space="preserve">농촌진흥청(RDA)과 협력한 우즈베키스탄 공급 사례</w:t>
-      </w:r>
-      <w:r>
-        <w:rPr>
-          <w:rFonts w:ascii="Malgun Gothic" w:cs="Malgun Gothic" w:eastAsia="Malgun Gothic" w:hAnsi="Malgun Gothic"/>
-          <w:sz w:val="20"/>
-          <w:szCs w:val="20"/>
-        </w:rPr>
-        <w:t xml:space="preserve">를 통해 검역·이송·현지 이식의 실무 경험을 확보하였습니다. (세부 수치는 협의 시 제시)</w:t>
+        <w:t xml:space="preserve">수출 실적</w:t>
+      </w:r>
+      <w:r>
+        <w:rPr>
+          <w:rFonts w:ascii="Malgun Gothic" w:cs="Malgun Gothic" w:eastAsia="Malgun Gothic" w:hAnsi="Malgun Gothic"/>
+          <w:sz w:val="20"/>
+          <w:szCs w:val="20"/>
+        </w:rPr>
+        <w:t xml:space="preserve"> — ㈜제네틱스는 국내에서 개량한 한국형 홀스타인의 우수 유전형질을 성감별(암) 수정란으로 생산하여 </w:t>
+      </w:r>
+      <w:r>
+        <w:rPr>
+          <w:rFonts w:ascii="Malgun Gothic" w:cs="Malgun Gothic" w:eastAsia="Malgun Gothic" w:hAnsi="Malgun Gothic"/>
+          <w:b/>
+          <w:bCs/>
+          <w:sz w:val="20"/>
+          <w:szCs w:val="20"/>
+        </w:rPr>
+        <w:t xml:space="preserve">우즈베키스탄에 수출한 실적</w:t>
+      </w:r>
+      <w:r>
+        <w:rPr>
+          <w:rFonts w:ascii="Malgun Gothic" w:cs="Malgun Gothic" w:eastAsia="Malgun Gothic" w:hAnsi="Malgun Gothic"/>
+          <w:sz w:val="20"/>
+          <w:szCs w:val="20"/>
+        </w:rPr>
+        <w:t xml:space="preserve">을 보유하고 있습니다. 이를 통해 수출검역·건강증명 등 국제 통관 요건을 충족하는 </w:t>
+      </w:r>
+      <w:r>
+        <w:rPr>
+          <w:rFonts w:ascii="Malgun Gothic" w:cs="Malgun Gothic" w:eastAsia="Malgun Gothic" w:hAnsi="Malgun Gothic"/>
+          <w:b/>
+          <w:bCs/>
+          <w:sz w:val="20"/>
+          <w:szCs w:val="20"/>
+        </w:rPr>
+        <w:t xml:space="preserve">수출용 수정란 생산· 검역·이송 체계가 실제 통관으로 검증</w:t>
+      </w:r>
+      <w:r>
+        <w:rPr>
+          <w:rFonts w:ascii="Malgun Gothic" w:cs="Malgun Gothic" w:eastAsia="Malgun Gothic" w:hAnsi="Malgun Gothic"/>
+          <w:sz w:val="20"/>
+          <w:szCs w:val="20"/>
+        </w:rPr>
+        <w:t xml:space="preserve">되었으며, 본 사업의 수정란 조달 구간에 그대로 적용할 수 있습니다. (세부 수치는 협의 시 제시)</w:t>
       </w:r>
     </w:p>
     <w:p>

--- a/deliverables/[ET] 성감별 수정란 생산·이송 및 현지 이식 사업 수행계획.docx
+++ b/deliverables/[ET] 성감별 수정란 생산·이송 및 현지 이식 사업 수행계획.docx
@@ -978,51 +978,119 @@
           <w:sz w:val="20"/>
           <w:szCs w:val="20"/>
         </w:rPr>
-        <w:t xml:space="preserve">수출 실적</w:t>
-      </w:r>
-      <w:r>
-        <w:rPr>
-          <w:rFonts w:ascii="Malgun Gothic" w:cs="Malgun Gothic" w:eastAsia="Malgun Gothic" w:hAnsi="Malgun Gothic"/>
-          <w:sz w:val="20"/>
-          <w:szCs w:val="20"/>
-        </w:rPr>
-        <w:t xml:space="preserve"> — ㈜제네틱스는 국내에서 개량한 한국형 홀스타인의 우수 유전형질을 성감별(암) 수정란으로 생산하여 </w:t>
-      </w:r>
-      <w:r>
-        <w:rPr>
-          <w:rFonts w:ascii="Malgun Gothic" w:cs="Malgun Gothic" w:eastAsia="Malgun Gothic" w:hAnsi="Malgun Gothic"/>
-          <w:b/>
-          <w:bCs/>
-          <w:sz w:val="20"/>
-          <w:szCs w:val="20"/>
-        </w:rPr>
-        <w:t xml:space="preserve">우즈베키스탄에 수출한 실적</w:t>
-      </w:r>
-      <w:r>
-        <w:rPr>
-          <w:rFonts w:ascii="Malgun Gothic" w:cs="Malgun Gothic" w:eastAsia="Malgun Gothic" w:hAnsi="Malgun Gothic"/>
-          <w:sz w:val="20"/>
-          <w:szCs w:val="20"/>
-        </w:rPr>
-        <w:t xml:space="preserve">을 보유하고 있습니다. 이를 통해 수출검역·건강증명 등 국제 통관 요건을 충족하는 </w:t>
-      </w:r>
-      <w:r>
-        <w:rPr>
-          <w:rFonts w:ascii="Malgun Gothic" w:cs="Malgun Gothic" w:eastAsia="Malgun Gothic" w:hAnsi="Malgun Gothic"/>
-          <w:b/>
-          <w:bCs/>
-          <w:sz w:val="20"/>
-          <w:szCs w:val="20"/>
-        </w:rPr>
-        <w:t xml:space="preserve">수출용 수정란 생산· 검역·이송 체계가 실제 통관으로 검증</w:t>
-      </w:r>
-      <w:r>
-        <w:rPr>
-          <w:rFonts w:ascii="Malgun Gothic" w:cs="Malgun Gothic" w:eastAsia="Malgun Gothic" w:hAnsi="Malgun Gothic"/>
-          <w:sz w:val="20"/>
-          <w:szCs w:val="20"/>
-        </w:rPr>
-        <w:t xml:space="preserve">되었으며, 본 사업의 수정란 조달 구간에 그대로 적용할 수 있습니다. (세부 수치는 협의 시 제시)</w:t>
+        <w:t xml:space="preserve">해외 수행 실적 — 우즈베키스탄</w:t>
+      </w:r>
+      <w:r>
+        <w:rPr>
+          <w:rFonts w:ascii="Malgun Gothic" w:cs="Malgun Gothic" w:eastAsia="Malgun Gothic" w:hAnsi="Malgun Gothic"/>
+          <w:sz w:val="20"/>
+          <w:szCs w:val="20"/>
+        </w:rPr>
+        <w:t xml:space="preserve"> ㈜제네틱스는 국내에서 개량한 한국형 홀스타인의 우수 유전형질을 성감별(암) 수정란으로 생산하여 </w:t>
+      </w:r>
+      <w:r>
+        <w:rPr>
+          <w:rFonts w:ascii="Malgun Gothic" w:cs="Malgun Gothic" w:eastAsia="Malgun Gothic" w:hAnsi="Malgun Gothic"/>
+          <w:b/>
+          <w:bCs/>
+          <w:sz w:val="20"/>
+          <w:szCs w:val="20"/>
+        </w:rPr>
+        <w:t xml:space="preserve">우즈베키스탄에 수출</w:t>
+      </w:r>
+      <w:r>
+        <w:rPr>
+          <w:rFonts w:ascii="Malgun Gothic" w:cs="Malgun Gothic" w:eastAsia="Malgun Gothic" w:hAnsi="Malgun Gothic"/>
+          <w:sz w:val="20"/>
+          <w:szCs w:val="20"/>
+        </w:rPr>
+        <w:t xml:space="preserve">하였으며, 공급에 그치지 않고 </w:t>
+      </w:r>
+      <w:r>
+        <w:rPr>
+          <w:rFonts w:ascii="Malgun Gothic" w:cs="Malgun Gothic" w:eastAsia="Malgun Gothic" w:hAnsi="Malgun Gothic"/>
+          <w:b/>
+          <w:bCs/>
+          <w:sz w:val="20"/>
+          <w:szCs w:val="20"/>
+        </w:rPr>
+        <w:t xml:space="preserve">현지에서 직접 수정란이식 시술을 수행하고 현지 인력을 교육</w:t>
+      </w:r>
+      <w:r>
+        <w:rPr>
+          <w:rFonts w:ascii="Malgun Gothic" w:cs="Malgun Gothic" w:eastAsia="Malgun Gothic" w:hAnsi="Malgun Gothic"/>
+          <w:sz w:val="20"/>
+          <w:szCs w:val="20"/>
+        </w:rPr>
+        <w:t xml:space="preserve"> 하였습니다.</w:t>
+      </w:r>
+    </w:p>
+    <w:p>
+      <w:pPr>
+        <w:spacing w:after="100" w:line="300"/>
+        <w:jc w:val="both"/>
+      </w:pPr>
+      <w:r>
+        <w:rPr>
+          <w:rFonts w:ascii="Malgun Gothic" w:cs="Malgun Gothic" w:eastAsia="Malgun Gothic" w:hAnsi="Malgun Gothic"/>
+          <w:sz w:val="20"/>
+          <w:szCs w:val="20"/>
+        </w:rPr>
+        <w:t xml:space="preserve">이를 통해 </w:t>
+      </w:r>
+      <w:r>
+        <w:rPr>
+          <w:rFonts w:ascii="Malgun Gothic" w:cs="Malgun Gothic" w:eastAsia="Malgun Gothic" w:hAnsi="Malgun Gothic"/>
+          <w:b/>
+          <w:bCs/>
+          <w:sz w:val="20"/>
+          <w:szCs w:val="20"/>
+        </w:rPr>
+        <w:t xml:space="preserve">수출용 수정란 생산 → 수출검역·건강증명 → 이송 → 현지 이식 → 현지 기술이전</w:t>
+      </w:r>
+      <w:r>
+        <w:rPr>
+          <w:rFonts w:ascii="Malgun Gothic" w:cs="Malgun Gothic" w:eastAsia="Malgun Gothic" w:hAnsi="Malgun Gothic"/>
+          <w:sz w:val="20"/>
+          <w:szCs w:val="20"/>
+        </w:rPr>
+        <w:t xml:space="preserve">에 이르는 전 구간을 실제로 수행한 경험을 보유하고 있습니다. 본 사업이 요구하는 </w:t>
+      </w:r>
+      <w:r>
+        <w:rPr>
+          <w:rFonts w:ascii="Malgun Gothic" w:cs="Malgun Gothic" w:eastAsia="Malgun Gothic" w:hAnsi="Malgun Gothic"/>
+          <w:b/>
+          <w:bCs/>
+          <w:sz w:val="20"/>
+          <w:szCs w:val="20"/>
+        </w:rPr>
+        <w:t xml:space="preserve">한국 우수 수정란 조달</w:t>
+      </w:r>
+      <w:r>
+        <w:rPr>
+          <w:rFonts w:ascii="Malgun Gothic" w:cs="Malgun Gothic" w:eastAsia="Malgun Gothic" w:hAnsi="Malgun Gothic"/>
+          <w:sz w:val="20"/>
+          <w:szCs w:val="20"/>
+        </w:rPr>
+        <w:t xml:space="preserve">과 </w:t>
+      </w:r>
+      <w:r>
+        <w:rPr>
+          <w:rFonts w:ascii="Malgun Gothic" w:cs="Malgun Gothic" w:eastAsia="Malgun Gothic" w:hAnsi="Malgun Gothic"/>
+          <w:b/>
+          <w:bCs/>
+          <w:sz w:val="20"/>
+          <w:szCs w:val="20"/>
+        </w:rPr>
+        <w:t xml:space="preserve">번식·인공수정 분야 현지교육</w:t>
+      </w:r>
+      <w:r>
+        <w:rPr>
+          <w:rFonts w:ascii="Malgun Gothic" w:cs="Malgun Gothic" w:eastAsia="Malgun Gothic" w:hAnsi="Malgun Gothic"/>
+          <w:sz w:val="20"/>
+          <w:szCs w:val="20"/>
+        </w:rPr>
+        <w:t xml:space="preserve">은 이 경험을 그대로 적용하는 것입니다. (세부 수치는 협의 시 제시)</w:t>
       </w:r>
     </w:p>
     <w:p>
